--- a/deepika-rani/Dr_Deepika_Rani_Cover_Letter_Oct2026.docx
+++ b/deepika-rani/Dr_Deepika_Rani_Cover_Letter_Oct2026.docx
@@ -141,7 +141,7 @@
         <w:spacing w:after="20"/>
       </w:pPr>
       <w:r>
-        <w:t>Research impact demonstrated through Google Scholar citations (30 total citations and h-index: 3)</w:t>
+        <w:t>Research impact demonstrated through Google Scholar citations (38 total citations and h-index: 3)</w:t>
       </w:r>
     </w:p>
     <w:p>
